--- a/Отчёт.docx
+++ b/Отчёт.docx
@@ -15118,35 +15118,73 @@
           <w:szCs w:val="28"/>
           <w:lang w:val="ru-BY"/>
         </w:rPr>
-        <w:t>В результате успешного прохождения всех этапов сборки главная страница магазина цветов стала доступна по постоянному веб-</w:t>
-      </w:r>
-      <w:proofErr w:type="gramStart"/>
-      <w:r>
-        <w:rPr>
-          <w:rFonts w:ascii="Times New Roman" w:hAnsi="Times New Roman" w:cs="Times New Roman"/>
-          <w:sz w:val="28"/>
-          <w:szCs w:val="28"/>
-          <w:lang w:val="ru-BY"/>
-        </w:rPr>
-        <w:t>адресу</w:t>
-      </w:r>
-      <w:r>
-        <w:rPr>
-          <w:rFonts w:ascii="Times New Roman" w:hAnsi="Times New Roman" w:cs="Times New Roman"/>
-          <w:sz w:val="28"/>
-          <w:szCs w:val="28"/>
-        </w:rPr>
-        <w:t xml:space="preserve"> !</w:t>
-      </w:r>
-      <w:proofErr w:type="gramEnd"/>
-      <w:r>
-        <w:rPr>
-          <w:rFonts w:ascii="Times New Roman" w:hAnsi="Times New Roman" w:cs="Times New Roman"/>
-          <w:sz w:val="28"/>
-          <w:szCs w:val="28"/>
-        </w:rPr>
-        <w:t>!!!!!!!</w:t>
-      </w:r>
+        <w:t>В результате успешного прохождения всех этапов сборки главная страница магазина цветов стала доступна по постоянному веб-адресу</w:t>
+      </w:r>
+      <w:r>
+        <w:rPr>
+          <w:rFonts w:ascii="Times New Roman" w:hAnsi="Times New Roman" w:cs="Times New Roman"/>
+          <w:sz w:val="28"/>
+          <w:szCs w:val="28"/>
+          <w:lang w:val="ru-BY"/>
+        </w:rPr>
+        <w:t xml:space="preserve"> </w:t>
+      </w:r>
+      <w:hyperlink r:id="rId31" w:history="1">
+        <w:r>
+          <w:rPr>
+            <w:rStyle w:val="af2"/>
+            <w:rFonts w:ascii="Times New Roman" w:hAnsi="Times New Roman" w:cs="Times New Roman"/>
+            <w:sz w:val="28"/>
+            <w:szCs w:val="28"/>
+          </w:rPr>
+          <w:t>https://ratatyi-vitalik.github.io/praktika_WEB</w:t>
+        </w:r>
+        <w:r>
+          <w:rPr>
+            <w:rStyle w:val="af2"/>
+            <w:rFonts w:ascii="Times New Roman" w:hAnsi="Times New Roman" w:cs="Times New Roman"/>
+            <w:sz w:val="28"/>
+            <w:szCs w:val="28"/>
+          </w:rPr>
+          <w:t>1</w:t>
+        </w:r>
+        <w:r>
+          <w:rPr>
+            <w:rStyle w:val="af2"/>
+            <w:rFonts w:ascii="Times New Roman" w:hAnsi="Times New Roman" w:cs="Times New Roman"/>
+            <w:sz w:val="28"/>
+            <w:szCs w:val="28"/>
+          </w:rPr>
+          <w:t>/</w:t>
+        </w:r>
+      </w:hyperlink>
+      <w:r>
+        <w:rPr>
+          <w:rFonts w:ascii="Times New Roman" w:hAnsi="Times New Roman" w:cs="Times New Roman"/>
+          <w:sz w:val="28"/>
+          <w:szCs w:val="28"/>
+        </w:rPr>
+        <w:t xml:space="preserve"> </w:t>
+      </w:r>
+      <w:r>
+        <w:rPr>
+          <w:rFonts w:ascii="Times New Roman" w:hAnsi="Times New Roman" w:cs="Times New Roman"/>
+          <w:sz w:val="28"/>
+          <w:szCs w:val="28"/>
+        </w:rPr>
+        <w:t xml:space="preserve">и </w:t>
+      </w:r>
+      <w:hyperlink r:id="rId32" w:history="1">
+        <w:r>
+          <w:rPr>
+            <w:rStyle w:val="af2"/>
+            <w:rFonts w:ascii="Times New Roman" w:hAnsi="Times New Roman" w:cs="Times New Roman"/>
+            <w:sz w:val="28"/>
+            <w:szCs w:val="28"/>
+          </w:rPr>
+          <w:t>https://ratatyi-vitalik.github.io/praktika_WEB2/</w:t>
+        </w:r>
+      </w:hyperlink>
       <w:r>
         <w:rPr>
           <w:rFonts w:ascii="Times New Roman" w:hAnsi="Times New Roman" w:cs="Times New Roman"/>
@@ -15196,7 +15234,7 @@
           <w:szCs w:val="28"/>
           <w:lang w:val="ru-BY"/>
         </w:rPr>
-        <w:t xml:space="preserve">, что гарантирует сохранение истории изменений и предоставляет возможность при необходимости выполнить откат к предыдущим версиям кода. Публичный статус </w:t>
+        <w:t xml:space="preserve">, что гарантирует сохранение истории изменений и предоставляет возможность при </w:t>
       </w:r>
       <w:r>
         <w:rPr>
@@ -15206,7 +15244,29 @@
           <w:lang w:val="ru-BY"/>
         </w:rPr>
         <w:lastRenderedPageBreak/>
-        <w:t xml:space="preserve">репозитория обеспечивает открытый доступ к исходному коду, что является важным требованием для защиты учебных проектов. Итоговое размещение на хостинге </w:t>
+        <w:t xml:space="preserve">необходимости выполнить откат к предыдущим версиям кода. Публичный статус репозитория обеспечивает открытый доступ к исходному коду, что является важным требованием для защиты учебных проектов. </w:t>
+      </w:r>
+    </w:p>
+    <w:p>
+      <w:pPr>
+        <w:spacing w:after="0" w:line="360" w:lineRule="exact"/>
+        <w:ind w:firstLine="680"/>
+        <w:jc w:val="both"/>
+        <w:rPr>
+          <w:rFonts w:ascii="Times New Roman" w:hAnsi="Times New Roman" w:cs="Times New Roman"/>
+          <w:sz w:val="28"/>
+          <w:szCs w:val="28"/>
+          <w:lang w:val="ru-BY"/>
+        </w:rPr>
+      </w:pPr>
+      <w:r>
+        <w:rPr>
+          <w:rFonts w:ascii="Times New Roman" w:hAnsi="Times New Roman" w:cs="Times New Roman"/>
+          <w:sz w:val="28"/>
+          <w:szCs w:val="28"/>
+          <w:lang w:val="ru-BY"/>
+        </w:rPr>
+        <w:t xml:space="preserve">Итоговое размещение на хостинге </w:t>
       </w:r>
       <w:proofErr w:type="spellStart"/>
       <w:r>
@@ -15909,7 +15969,7 @@
         </w:rPr>
         <w:t xml:space="preserve">1 Основы вёрстки сайта [Электронный ресурс] – URL: </w:t>
       </w:r>
-      <w:hyperlink r:id="rId31" w:history="1">
+      <w:hyperlink r:id="rId33" w:history="1">
         <w:r>
           <w:rPr>
             <w:rStyle w:val="af2"/>
@@ -16020,7 +16080,7 @@
         </w:rPr>
         <w:t>Простые правила разметки [Электронный ресурс] – URL:  </w:t>
       </w:r>
-      <w:hyperlink r:id="rId32" w:history="1">
+      <w:hyperlink r:id="rId34" w:history="1">
         <w:r>
           <w:rPr>
             <w:rStyle w:val="af2"/>
@@ -16099,7 +16159,7 @@
         </w:rPr>
         <w:t>3 Подключение и выполнение JavaScript [Электронный ресурс] – URL:  </w:t>
       </w:r>
-      <w:hyperlink r:id="rId33" w:history="1">
+      <w:hyperlink r:id="rId35" w:history="1">
         <w:r>
           <w:rPr>
             <w:rStyle w:val="af2"/>
@@ -16146,16 +16206,17 @@
     <w:p>
       <w:pPr>
         <w:ind w:firstLine="680"/>
+        <w:jc w:val="both"/>
         <w:rPr>
           <w:rFonts w:ascii="Times New Roman" w:hAnsi="Times New Roman" w:cs="Times New Roman"/>
           <w:sz w:val="28"/>
         </w:rPr>
         <w:sectPr>
-          <w:headerReference w:type="default" r:id="rId34"/>
-          <w:footerReference w:type="even" r:id="rId35"/>
-          <w:footerReference w:type="default" r:id="rId36"/>
-          <w:headerReference w:type="first" r:id="rId37"/>
-          <w:footerReference w:type="first" r:id="rId38"/>
+          <w:headerReference w:type="default" r:id="rId36"/>
+          <w:footerReference w:type="even" r:id="rId37"/>
+          <w:footerReference w:type="default" r:id="rId38"/>
+          <w:headerReference w:type="first" r:id="rId39"/>
+          <w:footerReference w:type="first" r:id="rId40"/>
           <w:pgSz w:w="11906" w:h="16838" w:code="9"/>
           <w:pgMar w:top="851" w:right="624" w:bottom="1588" w:left="1418" w:header="720" w:footer="720" w:gutter="0"/>
           <w:pgNumType w:start="3"/>
@@ -16197,7 +16258,7 @@
         </w:rPr>
         <w:t xml:space="preserve"> 5 [Электронный ресурс] – URL:  </w:t>
       </w:r>
-      <w:hyperlink r:id="rId39" w:history="1">
+      <w:hyperlink r:id="rId41" w:history="1">
         <w:r>
           <w:rPr>
             <w:rStyle w:val="af2"/>
@@ -16286,7 +16347,7 @@
     </w:p>
     <w:p/>
     <w:sectPr>
-      <w:footerReference w:type="default" r:id="rId40"/>
+      <w:footerReference w:type="default" r:id="rId42"/>
       <w:pgSz w:w="11906" w:h="16838"/>
       <w:pgMar w:top="1134" w:right="850" w:bottom="1134" w:left="1701" w:header="708" w:footer="708" w:gutter="0"/>
       <w:cols w:space="708"/>
@@ -25251,7 +25312,6 @@
   <w:style w:type="character" w:default="1" w:styleId="a0">
     <w:name w:val="Default Paragraph Font"/>
     <w:uiPriority w:val="1"/>
-    <w:semiHidden/>
     <w:unhideWhenUsed/>
   </w:style>
   <w:style w:type="table" w:default="1" w:styleId="a1">
@@ -25678,6 +25738,18 @@
       <w14:ligatures w14:val="none"/>
     </w:rPr>
   </w:style>
+  <w:style w:type="character" w:styleId="af5">
+    <w:name w:val="Unresolved Mention"/>
+    <w:basedOn w:val="a0"/>
+    <w:uiPriority w:val="99"/>
+    <w:semiHidden/>
+    <w:unhideWhenUsed/>
+    <w:rsid w:val="00003DC9"/>
+    <w:rPr>
+      <w:color w:val="605E5C"/>
+      <w:shd w:val="clear" w:color="auto" w:fill="E1DFDD"/>
+    </w:rPr>
+  </w:style>
 </w:styles>
 </file>
 
